--- a/rapports/2026-06-06/EQ20/EQ20_sup_v2/DR_052101000088/60-20-77-59.docx
+++ b/rapports/2026-06-06/EQ20/EQ20_sup_v2/DR_052101000088/60-20-77-59.docx
@@ -297,7 +297,7 @@
           <w:color w:val="1F6FEB"/>
           <w:sz w:val="22"/>
         </w:rPr>
-        <w:t>⚠ INCOHÉRENCES À CORRIGER (90)</w:t>
+        <w:t>⚠ INCOHÉRENCES À CORRIGER (80)</w:t>
       </w:r>
     </w:p>
     <w:tbl>
@@ -755,7 +755,7 @@
                 <w:i w:val="0"/>
                 <w:sz w:val="17"/>
               </w:rPr>
-              <w:t>Incohérence!!! seulement les écoles privées paient les frais de scolarité (y compris les frais d'inscription).</w:t>
+              <w:t>Incoherent!!! Le niveau d'études suivi par AMADOU TIDIANE NDIAYE  au cours de l'année 2024/2025 est Secondaire 1 (Moyen) Général mais il déclare en 2.11 qu'il a obtenu comme résultat le Diplômé, études achevées.</w:t>
             </w:r>
           </w:p>
         </w:tc>
@@ -845,7 +845,7 @@
                 <w:i w:val="0"/>
                 <w:sz w:val="17"/>
               </w:rPr>
-              <w:t>Incoherent!!! Le niveau d'études suivi par AMADOU TIDIANE NDIAYE  au cours de l'année 2024/2025 est Secondaire 1 (Moyen) Général mais il déclare en 2.11 qu'il a obtenu comme résultat le Diplômé, études achevées.</w:t>
+              <w:t>Prière de corriger cette incoherence en 2.11.</w:t>
             </w:r>
           </w:p>
         </w:tc>
@@ -904,7 +904,7 @@
                 <w:color w:val="16A34A"/>
                 <w:sz w:val="16"/>
               </w:rPr>
-              <w:t>—</w:t>
+              <w:t>s01q32, s01q36, s01q38, s04q37_modif, s02q33, s02q34, s01q00b</w:t>
             </w:r>
           </w:p>
         </w:tc>
@@ -935,7 +935,7 @@
                 <w:i w:val="0"/>
                 <w:sz w:val="17"/>
               </w:rPr>
-              <w:t>Prière de corriger cette incoherence en 2.11.</w:t>
+              <w:t>Peu probable!!! Vu l'âge (14 ans) de AMADOU TIDIANE NDIAYE ou l'année à laquelle AMADOU TIDIANE NDIAYE a fréquenté l'école pour la dernière fois (.) le dernier diplome de AMADOU TIDIANE NDIAYE ne peut être le Certificat d'études primaires (CEP), prière de corriger cette incohérence ou confirmer avec le QG.</w:t>
             </w:r>
           </w:p>
         </w:tc>
@@ -994,7 +994,7 @@
                 <w:color w:val="16A34A"/>
                 <w:sz w:val="16"/>
               </w:rPr>
-              <w:t>s01q32, s01q36, s01q38, s04q37_modif, s02q33, s02q34, s01q00b</w:t>
+              <w:t>—</w:t>
             </w:r>
           </w:p>
         </w:tc>
@@ -1025,7 +1025,7 @@
                 <w:i w:val="0"/>
                 <w:sz w:val="17"/>
               </w:rPr>
-              <w:t>Peu probable!!! Vu l'âge (14 ans) de AMADOU TIDIANE NDIAYE ou l'année à laquelle AMADOU TIDIANE NDIAYE a fréquenté l'école pour la dernière fois (.) le dernier diplome de AMADOU TIDIANE NDIAYE ne peut être le Certificat d'études primaires (CEP), prière de corriger cette incohérence ou confirmer avec le QG.</w:t>
+              <w:t>Incohérent!! Le niveau d'instruction déclaré par l'un des enfants (Primaire) au niveau de la section 1 de ASTOU NDIAYE diffère de celui donné par ASTOU NDIAYE lui-même qui affirme ne pas avoir frequenté l'école formelle.</w:t>
             </w:r>
           </w:p>
         </w:tc>
@@ -1115,7 +1115,7 @@
                 <w:i w:val="0"/>
                 <w:sz w:val="17"/>
               </w:rPr>
-              <w:t>Incohérent!! Le niveau d'instruction déclaré par l'un des enfants (Primaire) au niveau de la section 1 de ASTOU NDIAYE diffère de celui donné par ASTOU NDIAYE lui-même qui affirme ne pas avoir frequenté l'école formelle.</w:t>
+              <w:t>Incohérent!! Le niveau d'instruction déclaré par l'un des enfants (Primaire) au niveau de la section 1 de MAMADOU NDIAYE diffère de celui donné par MAMADOU NDIAYE lui-même qui affirme ne pas avoir frequenté l'école formelle.</w:t>
             </w:r>
           </w:p>
         </w:tc>
@@ -1205,7 +1205,7 @@
                 <w:i w:val="0"/>
                 <w:sz w:val="17"/>
               </w:rPr>
-              <w:t>Incohérent!! Le niveau d'instruction déclaré par l'un des enfants (Primaire) au niveau de la section 1 de MAMADOU NDIAYE diffère de celui donné par MAMADOU NDIAYE lui-même qui affirme ne pas avoir frequenté l'école formelle.</w:t>
+              <w:t>Incohérent!! Le niveau d'instruction déclaré par l'un des enfants (Primaire) au niveau de la section 1 de OUMOU BALDE diffère de celui donné par OUMOU BALDE lui-même qui affirme ne pas avoir frequenté l'école formelle.</w:t>
             </w:r>
           </w:p>
         </w:tc>
@@ -1264,7 +1264,7 @@
                 <w:color w:val="16A34A"/>
                 <w:sz w:val="16"/>
               </w:rPr>
-              <w:t>—</w:t>
+              <w:t>s01q32, s01q36, s01q38, s04q37_modif, s02q33, s02q34, s01q00b</w:t>
             </w:r>
           </w:p>
         </w:tc>
@@ -1295,7 +1295,7 @@
                 <w:i w:val="0"/>
                 <w:sz w:val="17"/>
               </w:rPr>
-              <w:t>Incohérent!! Le niveau d'instruction déclaré par l'un des enfants (Primaire) au niveau de la section 1 de OUMOU BALDE diffère de celui donné par OUMOU BALDE lui-même qui affirme ne pas avoir frequenté l'école formelle.</w:t>
+              <w:t>Peu probable!!! Vu l'âge (15 ans) de OUSMANE NDIAYE ou l'année à laquelle OUSMANE NDIAYE a fréquenté l'école pour la dernière fois (2023) le dernier diplome de OUSMANE NDIAYE ne peut être le Certificat d'études primaires (CEP), prière de corriger cette incohérence ou confirmer avec le QG.</w:t>
             </w:r>
           </w:p>
         </w:tc>
@@ -1328,6 +1328,636 @@
                 <w:i w:val="0"/>
                 <w:sz w:val="16"/>
               </w:rPr>
+              <w:t>S07</w:t>
+              <w:br/>
+            </w:r>
+            <w:r>
+              <w:rPr>
+                <w:b w:val="0"/>
+                <w:i w:val="0"/>
+                <w:color w:val="64748B"/>
+                <w:sz w:val="14"/>
+              </w:rPr>
+              <w:t>Consommation alimentaire</w:t>
+            </w:r>
+          </w:p>
+        </w:tc>
+        <w:tc>
+          <w:tcPr>
+            <w:tcW w:type="dxa" w:w="1531"/>
+          </w:tcPr>
+          <w:p>
+            <w:r>
+              <w:rPr>
+                <w:b/>
+                <w:i w:val="0"/>
+                <w:color w:val="16A34A"/>
+                <w:sz w:val="16"/>
+              </w:rPr>
+              <w:t>s00q27, s01q00a, s01q12, s01q13, s02q04, s03q11, s03q12, s01q01</w:t>
+            </w:r>
+          </w:p>
+        </w:tc>
+        <w:tc>
+          <w:tcPr>
+            <w:tcW w:type="dxa" w:w="1191"/>
+          </w:tcPr>
+          <w:p>
+            <w:r>
+              <w:rPr>
+                <w:b w:val="0"/>
+                <w:i w:val="0"/>
+                <w:color w:val="64748B"/>
+                <w:sz w:val="16"/>
+              </w:rPr>
+              <w:t>GT-CQ</w:t>
+            </w:r>
+          </w:p>
+        </w:tc>
+        <w:tc>
+          <w:tcPr>
+            <w:tcW w:type="dxa" w:w="4706"/>
+          </w:tcPr>
+          <w:p>
+            <w:r>
+              <w:rPr>
+                <w:b w:val="0"/>
+                <w:i w:val="0"/>
+                <w:sz w:val="17"/>
+              </w:rPr>
+              <w:t>Avertissement!!! Le ménage a consommé 49 miche de Moyen de Pain moderne  ce qui semble incoherent pour une consommation aucours des 7 derniers jours, prière de verifier et corriger.</w:t>
+            </w:r>
+          </w:p>
+        </w:tc>
+      </w:tr>
+      <w:tr>
+        <w:tc>
+          <w:tcPr>
+            <w:tcW w:type="dxa" w:w="964"/>
+          </w:tcPr>
+          <w:p>
+            <w:r>
+              <w:rPr>
+                <w:b/>
+                <w:i w:val="0"/>
+                <w:color w:val="EA580C"/>
+                <w:sz w:val="16"/>
+              </w:rPr>
+              <w:t>Moyenne</w:t>
+            </w:r>
+          </w:p>
+        </w:tc>
+        <w:tc>
+          <w:tcPr>
+            <w:tcW w:type="dxa" w:w="1247"/>
+          </w:tcPr>
+          <w:p>
+            <w:r>
+              <w:rPr>
+                <w:b/>
+                <w:i w:val="0"/>
+                <w:sz w:val="16"/>
+              </w:rPr>
+              <w:t>S00</w:t>
+              <w:br/>
+            </w:r>
+            <w:r>
+              <w:rPr>
+                <w:b w:val="0"/>
+                <w:i w:val="0"/>
+                <w:color w:val="64748B"/>
+                <w:sz w:val="14"/>
+              </w:rPr>
+              <w:t>Identification</w:t>
+            </w:r>
+          </w:p>
+        </w:tc>
+        <w:tc>
+          <w:tcPr>
+            <w:tcW w:type="dxa" w:w="1531"/>
+          </w:tcPr>
+          <w:p>
+            <w:r>
+              <w:rPr>
+                <w:b/>
+                <w:i w:val="0"/>
+                <w:color w:val="16A34A"/>
+                <w:sz w:val="16"/>
+              </w:rPr>
+              <w:t>—</w:t>
+            </w:r>
+          </w:p>
+        </w:tc>
+        <w:tc>
+          <w:tcPr>
+            <w:tcW w:type="dxa" w:w="1191"/>
+          </w:tcPr>
+          <w:p>
+            <w:r>
+              <w:rPr>
+                <w:b w:val="0"/>
+                <w:i w:val="0"/>
+                <w:color w:val="64748B"/>
+                <w:sz w:val="16"/>
+              </w:rPr>
+              <w:t>GT-CQ</w:t>
+            </w:r>
+          </w:p>
+        </w:tc>
+        <w:tc>
+          <w:tcPr>
+            <w:tcW w:type="dxa" w:w="4706"/>
+          </w:tcPr>
+          <w:p>
+            <w:r>
+              <w:rPr>
+                <w:b w:val="0"/>
+                <w:i w:val="0"/>
+                <w:sz w:val="17"/>
+              </w:rPr>
+              <w:t>L'adresse ou la localisation du ménage doit être bien renseignée, ne doit pas contenir des numéros de téléphone et elle semble courte pour être une adresse.</w:t>
+            </w:r>
+          </w:p>
+        </w:tc>
+      </w:tr>
+      <w:tr>
+        <w:tc>
+          <w:tcPr>
+            <w:tcW w:type="dxa" w:w="964"/>
+          </w:tcPr>
+          <w:p>
+            <w:r>
+              <w:rPr>
+                <w:b/>
+                <w:i w:val="0"/>
+                <w:color w:val="EA580C"/>
+                <w:sz w:val="16"/>
+              </w:rPr>
+              <w:t>Moyenne</w:t>
+            </w:r>
+          </w:p>
+        </w:tc>
+        <w:tc>
+          <w:tcPr>
+            <w:tcW w:type="dxa" w:w="1247"/>
+          </w:tcPr>
+          <w:p>
+            <w:r>
+              <w:rPr>
+                <w:b/>
+                <w:i w:val="0"/>
+                <w:sz w:val="16"/>
+              </w:rPr>
+              <w:t>S00</w:t>
+              <w:br/>
+            </w:r>
+            <w:r>
+              <w:rPr>
+                <w:b w:val="0"/>
+                <w:i w:val="0"/>
+                <w:color w:val="64748B"/>
+                <w:sz w:val="14"/>
+              </w:rPr>
+              <w:t>Identification</w:t>
+            </w:r>
+          </w:p>
+        </w:tc>
+        <w:tc>
+          <w:tcPr>
+            <w:tcW w:type="dxa" w:w="1531"/>
+          </w:tcPr>
+          <w:p>
+            <w:r>
+              <w:rPr>
+                <w:b/>
+                <w:i w:val="0"/>
+                <w:color w:val="16A34A"/>
+                <w:sz w:val="16"/>
+              </w:rPr>
+              <w:t>s00q12a, s00q12b</w:t>
+            </w:r>
+          </w:p>
+        </w:tc>
+        <w:tc>
+          <w:tcPr>
+            <w:tcW w:type="dxa" w:w="1191"/>
+          </w:tcPr>
+          <w:p>
+            <w:r>
+              <w:rPr>
+                <w:b w:val="0"/>
+                <w:i w:val="0"/>
+                <w:color w:val="64748B"/>
+                <w:sz w:val="16"/>
+              </w:rPr>
+              <w:t>GT-CQ</w:t>
+            </w:r>
+          </w:p>
+        </w:tc>
+        <w:tc>
+          <w:tcPr>
+            <w:tcW w:type="dxa" w:w="4706"/>
+          </w:tcPr>
+          <w:p>
+            <w:r>
+              <w:rPr>
+                <w:b w:val="0"/>
+                <w:i w:val="0"/>
+                <w:sz w:val="17"/>
+              </w:rPr>
+              <w:t>Prière de renseigner la bonne adresse.Attention! Veillez bien renseigner le deuxième numero du chef de ménage(0.12b).</w:t>
+            </w:r>
+          </w:p>
+        </w:tc>
+      </w:tr>
+      <w:tr>
+        <w:tc>
+          <w:tcPr>
+            <w:tcW w:type="dxa" w:w="964"/>
+          </w:tcPr>
+          <w:p>
+            <w:r>
+              <w:rPr>
+                <w:b/>
+                <w:i w:val="0"/>
+                <w:color w:val="EA580C"/>
+                <w:sz w:val="16"/>
+              </w:rPr>
+              <w:t>Moyenne</w:t>
+            </w:r>
+          </w:p>
+        </w:tc>
+        <w:tc>
+          <w:tcPr>
+            <w:tcW w:type="dxa" w:w="1247"/>
+          </w:tcPr>
+          <w:p>
+            <w:r>
+              <w:rPr>
+                <w:b/>
+                <w:i w:val="0"/>
+                <w:sz w:val="16"/>
+              </w:rPr>
+              <w:t>S01</w:t>
+              <w:br/>
+            </w:r>
+            <w:r>
+              <w:rPr>
+                <w:b w:val="0"/>
+                <w:i w:val="0"/>
+                <w:color w:val="64748B"/>
+                <w:sz w:val="14"/>
+              </w:rPr>
+              <w:t>Démographie</w:t>
+            </w:r>
+          </w:p>
+        </w:tc>
+        <w:tc>
+          <w:tcPr>
+            <w:tcW w:type="dxa" w:w="1531"/>
+          </w:tcPr>
+          <w:p>
+            <w:r>
+              <w:rPr>
+                <w:b/>
+                <w:i w:val="0"/>
+                <w:color w:val="16A34A"/>
+                <w:sz w:val="16"/>
+              </w:rPr>
+              <w:t>—</w:t>
+            </w:r>
+          </w:p>
+        </w:tc>
+        <w:tc>
+          <w:tcPr>
+            <w:tcW w:type="dxa" w:w="1191"/>
+          </w:tcPr>
+          <w:p>
+            <w:r>
+              <w:rPr>
+                <w:b w:val="0"/>
+                <w:i w:val="0"/>
+                <w:color w:val="64748B"/>
+                <w:sz w:val="16"/>
+              </w:rPr>
+              <w:t>GT-CQ</w:t>
+            </w:r>
+          </w:p>
+        </w:tc>
+        <w:tc>
+          <w:tcPr>
+            <w:tcW w:type="dxa" w:w="4706"/>
+          </w:tcPr>
+          <w:p>
+            <w:r>
+              <w:rPr>
+                <w:b w:val="0"/>
+                <w:i w:val="0"/>
+                <w:sz w:val="17"/>
+              </w:rPr>
+              <w:t>Prière de verifier l'information donnée par ABOUBACAR NDIAYE ou corriger au niveau de la section 1.</w:t>
+            </w:r>
+          </w:p>
+        </w:tc>
+      </w:tr>
+      <w:tr>
+        <w:tc>
+          <w:tcPr>
+            <w:tcW w:type="dxa" w:w="964"/>
+          </w:tcPr>
+          <w:p>
+            <w:r>
+              <w:rPr>
+                <w:b/>
+                <w:i w:val="0"/>
+                <w:color w:val="EA580C"/>
+                <w:sz w:val="16"/>
+              </w:rPr>
+              <w:t>Moyenne</w:t>
+            </w:r>
+          </w:p>
+        </w:tc>
+        <w:tc>
+          <w:tcPr>
+            <w:tcW w:type="dxa" w:w="1247"/>
+          </w:tcPr>
+          <w:p>
+            <w:r>
+              <w:rPr>
+                <w:b/>
+                <w:i w:val="0"/>
+                <w:sz w:val="16"/>
+              </w:rPr>
+              <w:t>S01</w:t>
+              <w:br/>
+            </w:r>
+            <w:r>
+              <w:rPr>
+                <w:b w:val="0"/>
+                <w:i w:val="0"/>
+                <w:color w:val="64748B"/>
+                <w:sz w:val="14"/>
+              </w:rPr>
+              <w:t>Démographie</w:t>
+            </w:r>
+          </w:p>
+        </w:tc>
+        <w:tc>
+          <w:tcPr>
+            <w:tcW w:type="dxa" w:w="1531"/>
+          </w:tcPr>
+          <w:p>
+            <w:r>
+              <w:rPr>
+                <w:b/>
+                <w:i w:val="0"/>
+                <w:color w:val="16A34A"/>
+                <w:sz w:val="16"/>
+              </w:rPr>
+              <w:t>—</w:t>
+            </w:r>
+          </w:p>
+        </w:tc>
+        <w:tc>
+          <w:tcPr>
+            <w:tcW w:type="dxa" w:w="1191"/>
+          </w:tcPr>
+          <w:p>
+            <w:r>
+              <w:rPr>
+                <w:b w:val="0"/>
+                <w:i w:val="0"/>
+                <w:color w:val="64748B"/>
+                <w:sz w:val="16"/>
+              </w:rPr>
+              <w:t>GT-CQ</w:t>
+            </w:r>
+          </w:p>
+        </w:tc>
+        <w:tc>
+          <w:tcPr>
+            <w:tcW w:type="dxa" w:w="4706"/>
+          </w:tcPr>
+          <w:p>
+            <w:r>
+              <w:rPr>
+                <w:b w:val="0"/>
+                <w:i w:val="0"/>
+                <w:sz w:val="17"/>
+              </w:rPr>
+              <w:t>Prière de verifier l'information donnée par FATOU NDIAYE ou corriger au niveau de la section 1.</w:t>
+            </w:r>
+          </w:p>
+        </w:tc>
+      </w:tr>
+      <w:tr>
+        <w:tc>
+          <w:tcPr>
+            <w:tcW w:type="dxa" w:w="964"/>
+          </w:tcPr>
+          <w:p>
+            <w:r>
+              <w:rPr>
+                <w:b/>
+                <w:i w:val="0"/>
+                <w:color w:val="EA580C"/>
+                <w:sz w:val="16"/>
+              </w:rPr>
+              <w:t>Moyenne</w:t>
+            </w:r>
+          </w:p>
+        </w:tc>
+        <w:tc>
+          <w:tcPr>
+            <w:tcW w:type="dxa" w:w="1247"/>
+          </w:tcPr>
+          <w:p>
+            <w:r>
+              <w:rPr>
+                <w:b/>
+                <w:i w:val="0"/>
+                <w:sz w:val="16"/>
+              </w:rPr>
+              <w:t>S01</w:t>
+              <w:br/>
+            </w:r>
+            <w:r>
+              <w:rPr>
+                <w:b w:val="0"/>
+                <w:i w:val="0"/>
+                <w:color w:val="64748B"/>
+                <w:sz w:val="14"/>
+              </w:rPr>
+              <w:t>Démographie</w:t>
+            </w:r>
+          </w:p>
+        </w:tc>
+        <w:tc>
+          <w:tcPr>
+            <w:tcW w:type="dxa" w:w="1531"/>
+          </w:tcPr>
+          <w:p>
+            <w:r>
+              <w:rPr>
+                <w:b/>
+                <w:i w:val="0"/>
+                <w:color w:val="16A34A"/>
+                <w:sz w:val="16"/>
+              </w:rPr>
+              <w:t>s01q16, s01q00b, s01q16_autre</w:t>
+            </w:r>
+          </w:p>
+        </w:tc>
+        <w:tc>
+          <w:tcPr>
+            <w:tcW w:type="dxa" w:w="1191"/>
+          </w:tcPr>
+          <w:p>
+            <w:r>
+              <w:rPr>
+                <w:b w:val="0"/>
+                <w:i w:val="0"/>
+                <w:color w:val="64748B"/>
+                <w:sz w:val="16"/>
+              </w:rPr>
+              <w:t>GT-CQ</w:t>
+            </w:r>
+          </w:p>
+        </w:tc>
+        <w:tc>
+          <w:tcPr>
+            <w:tcW w:type="dxa" w:w="4706"/>
+          </w:tcPr>
+          <w:p>
+            <w:r>
+              <w:rPr>
+                <w:b w:val="0"/>
+                <w:i w:val="0"/>
+                <w:sz w:val="17"/>
+              </w:rPr>
+              <w:t>L'ethni de ALIOU BIANQUINCHE est BASSARIES, prière de bien classer cet ethni qui existe soit dans la liste des ethni ou n'éxiste pas comme ethni.</w:t>
+            </w:r>
+          </w:p>
+        </w:tc>
+      </w:tr>
+      <w:tr>
+        <w:tc>
+          <w:tcPr>
+            <w:tcW w:type="dxa" w:w="964"/>
+          </w:tcPr>
+          <w:p>
+            <w:r>
+              <w:rPr>
+                <w:b/>
+                <w:i w:val="0"/>
+                <w:color w:val="EA580C"/>
+                <w:sz w:val="16"/>
+              </w:rPr>
+              <w:t>Moyenne</w:t>
+            </w:r>
+          </w:p>
+        </w:tc>
+        <w:tc>
+          <w:tcPr>
+            <w:tcW w:type="dxa" w:w="1247"/>
+          </w:tcPr>
+          <w:p>
+            <w:r>
+              <w:rPr>
+                <w:b/>
+                <w:i w:val="0"/>
+                <w:sz w:val="16"/>
+              </w:rPr>
+              <w:t>S01</w:t>
+              <w:br/>
+            </w:r>
+            <w:r>
+              <w:rPr>
+                <w:b w:val="0"/>
+                <w:i w:val="0"/>
+                <w:color w:val="64748B"/>
+                <w:sz w:val="14"/>
+              </w:rPr>
+              <w:t>Démographie</w:t>
+            </w:r>
+          </w:p>
+        </w:tc>
+        <w:tc>
+          <w:tcPr>
+            <w:tcW w:type="dxa" w:w="1531"/>
+          </w:tcPr>
+          <w:p>
+            <w:r>
+              <w:rPr>
+                <w:b/>
+                <w:i w:val="0"/>
+                <w:color w:val="16A34A"/>
+                <w:sz w:val="16"/>
+              </w:rPr>
+              <w:t>s01q10_1</w:t>
+            </w:r>
+          </w:p>
+        </w:tc>
+        <w:tc>
+          <w:tcPr>
+            <w:tcW w:type="dxa" w:w="1191"/>
+          </w:tcPr>
+          <w:p>
+            <w:r>
+              <w:rPr>
+                <w:b w:val="0"/>
+                <w:i w:val="0"/>
+                <w:color w:val="64748B"/>
+                <w:sz w:val="16"/>
+              </w:rPr>
+              <w:t>GT-CQ</w:t>
+            </w:r>
+          </w:p>
+        </w:tc>
+        <w:tc>
+          <w:tcPr>
+            <w:tcW w:type="dxa" w:w="4706"/>
+          </w:tcPr>
+          <w:p>
+            <w:r>
+              <w:rPr>
+                <w:b w:val="0"/>
+                <w:i w:val="0"/>
+                <w:sz w:val="17"/>
+              </w:rPr>
+              <w:t>La taille du ménage lors de l'enquête principale (19) de ce ménage est inférieur à la taille du denombrement (25), prière de fournir des explications concrètes ou aller revisiter le ménage.</w:t>
+            </w:r>
+          </w:p>
+        </w:tc>
+      </w:tr>
+      <w:tr>
+        <w:tc>
+          <w:tcPr>
+            <w:tcW w:type="dxa" w:w="964"/>
+          </w:tcPr>
+          <w:p>
+            <w:r>
+              <w:rPr>
+                <w:b/>
+                <w:i w:val="0"/>
+                <w:color w:val="EA580C"/>
+                <w:sz w:val="16"/>
+              </w:rPr>
+              <w:t>Moyenne</w:t>
+            </w:r>
+          </w:p>
+        </w:tc>
+        <w:tc>
+          <w:tcPr>
+            <w:tcW w:type="dxa" w:w="1247"/>
+          </w:tcPr>
+          <w:p>
+            <w:r>
+              <w:rPr>
+                <w:b/>
+                <w:i w:val="0"/>
+                <w:sz w:val="16"/>
+              </w:rPr>
               <w:t>S02</w:t>
               <w:br/>
             </w:r>
@@ -1354,7 +1984,7 @@
                 <w:color w:val="16A34A"/>
                 <w:sz w:val="16"/>
               </w:rPr>
-              <w:t>s01q32, s01q36, s01q38, s04q37_modif, s02q33, s02q34, s01q00b</w:t>
+              <w:t>—</w:t>
             </w:r>
           </w:p>
         </w:tc>
@@ -1385,7 +2015,7 @@
                 <w:i w:val="0"/>
                 <w:sz w:val="17"/>
               </w:rPr>
-              <w:t>Peu probable!!! Vu l'âge (15 ans) de OUSMANE NDIAYE ou l'année à laquelle OUSMANE NDIAYE a fréquenté l'école pour la dernière fois (2023) le dernier diplome de OUSMANE NDIAYE ne peut être le Certificat d'études primaires (CEP), prière de corriger cette incohérence ou confirmer avec le QG.</w:t>
+              <w:t>Attention ! Le frais de cotisation (500 Fcfa) de AMADOU TIDIANE NDIAYE en 1ére année de Secondaire 1 (Moyen) Général est relativement faible par rapport aux autres frais de cotisation observés dans cette zone.</w:t>
             </w:r>
           </w:p>
         </w:tc>
@@ -1400,10 +2030,10 @@
               <w:rPr>
                 <w:b/>
                 <w:i w:val="0"/>
-                <w:color w:val="DC2626"/>
-                <w:sz w:val="16"/>
-              </w:rPr>
-              <w:t>Haute</w:t>
+                <w:color w:val="EA580C"/>
+                <w:sz w:val="16"/>
+              </w:rPr>
+              <w:t>Moyenne</w:t>
             </w:r>
           </w:p>
         </w:tc>
@@ -1418,7 +2048,7 @@
                 <w:i w:val="0"/>
                 <w:sz w:val="16"/>
               </w:rPr>
-              <w:t>S07</w:t>
+              <w:t>S02</w:t>
               <w:br/>
             </w:r>
             <w:r>
@@ -1428,7 +2058,7 @@
                 <w:color w:val="64748B"/>
                 <w:sz w:val="14"/>
               </w:rPr>
-              <w:t>Consommation alimentaire</w:t>
+              <w:t>Éducation</w:t>
             </w:r>
           </w:p>
         </w:tc>
@@ -1444,7 +2074,7 @@
                 <w:color w:val="16A34A"/>
                 <w:sz w:val="16"/>
               </w:rPr>
-              <w:t>s00q27, s01q00a, s01q12, s01q13, s02q04, s03q11, s03q12, s01q01</w:t>
+              <w:t>—</w:t>
             </w:r>
           </w:p>
         </w:tc>
@@ -1475,7 +2105,7 @@
                 <w:i w:val="0"/>
                 <w:sz w:val="17"/>
               </w:rPr>
-              <w:t>Avertissement!!! Le ménage a consommé 49 miche de Moyen de Pain moderne  ce qui semble incoherent pour une consommation aucours des 7 derniers jours, prière de verifier et corriger.</w:t>
+              <w:t>Prière de corriger ou de confirmer avec le QG.</w:t>
             </w:r>
           </w:p>
         </w:tc>
@@ -1508,7 +2138,7 @@
                 <w:i w:val="0"/>
                 <w:sz w:val="16"/>
               </w:rPr>
-              <w:t>S00</w:t>
+              <w:t>S02</w:t>
               <w:br/>
             </w:r>
             <w:r>
@@ -1518,7 +2148,7 @@
                 <w:color w:val="64748B"/>
                 <w:sz w:val="14"/>
               </w:rPr>
-              <w:t>Identification</w:t>
+              <w:t>Éducation</w:t>
             </w:r>
           </w:p>
         </w:tc>
@@ -1534,7 +2164,7 @@
                 <w:color w:val="16A34A"/>
                 <w:sz w:val="16"/>
               </w:rPr>
-              <w:t>—</w:t>
+              <w:t>s01q63, s00q04, s02q25, s01q00b, s02q17_2, s02q15_2</w:t>
             </w:r>
           </w:p>
         </w:tc>
@@ -1565,7 +2195,7 @@
                 <w:i w:val="0"/>
                 <w:sz w:val="17"/>
               </w:rPr>
-              <w:t>L'adresse ou la localisation du ménage doit être bien renseignée, ne doit pas contenir des numéros de téléphone et elle semble courte pour être une adresse.</w:t>
+              <w:t>Dans les milieux urbains c'est peu probable de voir une école dont les élèves ou étudiants ne dépensent pas en frais d'uniformes, prière de verifier pour ABLAYE NDIAYE qui fréquente 1ére année de Primaire et corriger ou confirmer avec le QG.</w:t>
             </w:r>
           </w:p>
         </w:tc>
@@ -1598,7 +2228,7 @@
                 <w:i w:val="0"/>
                 <w:sz w:val="16"/>
               </w:rPr>
-              <w:t>S00</w:t>
+              <w:t>S02</w:t>
               <w:br/>
             </w:r>
             <w:r>
@@ -1608,7 +2238,7 @@
                 <w:color w:val="64748B"/>
                 <w:sz w:val="14"/>
               </w:rPr>
-              <w:t>Identification</w:t>
+              <w:t>Éducation</w:t>
             </w:r>
           </w:p>
         </w:tc>
@@ -1624,7 +2254,7 @@
                 <w:color w:val="16A34A"/>
                 <w:sz w:val="16"/>
               </w:rPr>
-              <w:t>s00q12a, s00q12b</w:t>
+              <w:t>s01q63, s00q04, s02q25, s01q00b, s02q17_2, s02q15_2</w:t>
             </w:r>
           </w:p>
         </w:tc>
@@ -1655,7 +2285,7 @@
                 <w:i w:val="0"/>
                 <w:sz w:val="17"/>
               </w:rPr>
-              <w:t>Prière de renseigner la bonne adresse.Attention! Veillez bien renseigner le deuxième numero du chef de ménage(0.12b).</w:t>
+              <w:t>Dans les milieux urbains c'est peu probable de voir une école dont les élèves ou étudiants ne dépensent pas en frais d'uniformes, prière de verifier pour ADAMA NDIAYE qui fréquente 1ére année de Primaire et corriger ou confirmer avec le QG.</w:t>
             </w:r>
           </w:p>
         </w:tc>
@@ -1688,7 +2318,7 @@
                 <w:i w:val="0"/>
                 <w:sz w:val="16"/>
               </w:rPr>
-              <w:t>S01</w:t>
+              <w:t>S02</w:t>
               <w:br/>
             </w:r>
             <w:r>
@@ -1698,7 +2328,7 @@
                 <w:color w:val="64748B"/>
                 <w:sz w:val="14"/>
               </w:rPr>
-              <w:t>Démographie</w:t>
+              <w:t>Éducation</w:t>
             </w:r>
           </w:p>
         </w:tc>
@@ -1714,7 +2344,7 @@
                 <w:color w:val="16A34A"/>
                 <w:sz w:val="16"/>
               </w:rPr>
-              <w:t>—</w:t>
+              <w:t>s01q63, s00q04, s02q25, s01q00b, s02q17_2, s02q15_2</w:t>
             </w:r>
           </w:p>
         </w:tc>
@@ -1745,7 +2375,7 @@
                 <w:i w:val="0"/>
                 <w:sz w:val="17"/>
               </w:rPr>
-              <w:t>Prière de verifier l'information donnée par ABOUBACAR NDIAYE ou corriger au niveau de la section 1.</w:t>
+              <w:t>Dans les milieux urbains c'est peu probable de voir une école dont les élèves ou étudiants ne dépensent pas en frais d'uniformes, prière de verifier pour AWA NDIAYE qui fréquente 1ére année de Primaire et corriger ou confirmer avec le QG.</w:t>
             </w:r>
           </w:p>
         </w:tc>
@@ -1778,7 +2408,7 @@
                 <w:i w:val="0"/>
                 <w:sz w:val="16"/>
               </w:rPr>
-              <w:t>S01</w:t>
+              <w:t>S02</w:t>
               <w:br/>
             </w:r>
             <w:r>
@@ -1788,7 +2418,7 @@
                 <w:color w:val="64748B"/>
                 <w:sz w:val="14"/>
               </w:rPr>
-              <w:t>Démographie</w:t>
+              <w:t>Éducation</w:t>
             </w:r>
           </w:p>
         </w:tc>
@@ -1804,7 +2434,7 @@
                 <w:color w:val="16A34A"/>
                 <w:sz w:val="16"/>
               </w:rPr>
-              <w:t>—</w:t>
+              <w:t>s01q63, s00q04, s02q25, s01q00b, s02q17_2, s02q15_2</w:t>
             </w:r>
           </w:p>
         </w:tc>
@@ -1835,7 +2465,7 @@
                 <w:i w:val="0"/>
                 <w:sz w:val="17"/>
               </w:rPr>
-              <w:t>Prière de verifier l'information donnée par FATOU NDIAYE ou corriger au niveau de la section 1.</w:t>
+              <w:t>Dans les milieux urbains c'est peu probable de voir une école dont les élèves ou étudiants ne dépensent pas en frais d'uniformes, prière de verifier pour BOUBACAR NDIAYE qui fréquente 2ème année de Primaire et corriger ou confirmer avec le QG.</w:t>
             </w:r>
           </w:p>
         </w:tc>
@@ -1868,7 +2498,7 @@
                 <w:i w:val="0"/>
                 <w:sz w:val="16"/>
               </w:rPr>
-              <w:t>S01</w:t>
+              <w:t>S02</w:t>
               <w:br/>
             </w:r>
             <w:r>
@@ -1878,7 +2508,7 @@
                 <w:color w:val="64748B"/>
                 <w:sz w:val="14"/>
               </w:rPr>
-              <w:t>Démographie</w:t>
+              <w:t>Éducation</w:t>
             </w:r>
           </w:p>
         </w:tc>
@@ -1894,7 +2524,7 @@
                 <w:color w:val="16A34A"/>
                 <w:sz w:val="16"/>
               </w:rPr>
-              <w:t>s01q16, s01q00b, s01q16_autre</w:t>
+              <w:t>s01q63, s00q04, s02q25, s01q00b, s02q17_2, s02q15_2</w:t>
             </w:r>
           </w:p>
         </w:tc>
@@ -1925,7 +2555,7 @@
                 <w:i w:val="0"/>
                 <w:sz w:val="17"/>
               </w:rPr>
-              <w:t>L'ethni de ALIOU BIANQUINCHE est BASSARIES, prière de bien classer cet ethni qui existe soit dans la liste des ethni ou n'éxiste pas comme ethni.</w:t>
+              <w:t>Dans les milieux urbains c'est peu probable de voir une école dont les élèves ou étudiants ne dépensent pas en frais d'uniformes, prière de verifier pour FATOU NDIAYE qui fréquente 2ème année de Primaire et corriger ou confirmer avec le QG.</w:t>
             </w:r>
           </w:p>
         </w:tc>
@@ -1958,7 +2588,7 @@
                 <w:i w:val="0"/>
                 <w:sz w:val="16"/>
               </w:rPr>
-              <w:t>S01</w:t>
+              <w:t>S02</w:t>
               <w:br/>
             </w:r>
             <w:r>
@@ -1968,7 +2598,7 @@
                 <w:color w:val="64748B"/>
                 <w:sz w:val="14"/>
               </w:rPr>
-              <w:t>Démographie</w:t>
+              <w:t>Éducation</w:t>
             </w:r>
           </w:p>
         </w:tc>
@@ -1984,7 +2614,7 @@
                 <w:color w:val="16A34A"/>
                 <w:sz w:val="16"/>
               </w:rPr>
-              <w:t>s01q10_1</w:t>
+              <w:t>s01q63, s00q04, s02q25, s01q00b, s02q17_2, s02q15_2</w:t>
             </w:r>
           </w:p>
         </w:tc>
@@ -2015,1537 +2645,7 @@
                 <w:i w:val="0"/>
                 <w:sz w:val="17"/>
               </w:rPr>
-              <w:t>La taille du ménage lors de l'enquête principale (19) de ce ménage est inférieur à la taille du denombrement (25), prière de fournir des explications concrètes ou aller revisiter le ménage.</w:t>
-            </w:r>
-          </w:p>
-        </w:tc>
-      </w:tr>
-      <w:tr>
-        <w:tc>
-          <w:tcPr>
-            <w:tcW w:type="dxa" w:w="964"/>
-          </w:tcPr>
-          <w:p>
-            <w:r>
-              <w:rPr>
-                <w:b/>
-                <w:i w:val="0"/>
-                <w:color w:val="EA580C"/>
-                <w:sz w:val="16"/>
-              </w:rPr>
-              <w:t>Moyenne</w:t>
-            </w:r>
-          </w:p>
-        </w:tc>
-        <w:tc>
-          <w:tcPr>
-            <w:tcW w:type="dxa" w:w="1247"/>
-          </w:tcPr>
-          <w:p>
-            <w:r>
-              <w:rPr>
-                <w:b/>
-                <w:i w:val="0"/>
-                <w:sz w:val="16"/>
-              </w:rPr>
-              <w:t>S02</w:t>
-              <w:br/>
-            </w:r>
-            <w:r>
-              <w:rPr>
-                <w:b w:val="0"/>
-                <w:i w:val="0"/>
-                <w:color w:val="64748B"/>
-                <w:sz w:val="14"/>
-              </w:rPr>
-              <w:t>Éducation</w:t>
-            </w:r>
-          </w:p>
-        </w:tc>
-        <w:tc>
-          <w:tcPr>
-            <w:tcW w:type="dxa" w:w="1531"/>
-          </w:tcPr>
-          <w:p>
-            <w:r>
-              <w:rPr>
-                <w:b/>
-                <w:i w:val="0"/>
-                <w:color w:val="16A34A"/>
-                <w:sz w:val="16"/>
-              </w:rPr>
-              <w:t>—</w:t>
-            </w:r>
-          </w:p>
-        </w:tc>
-        <w:tc>
-          <w:tcPr>
-            <w:tcW w:type="dxa" w:w="1191"/>
-          </w:tcPr>
-          <w:p>
-            <w:r>
-              <w:rPr>
-                <w:b w:val="0"/>
-                <w:i w:val="0"/>
-                <w:color w:val="64748B"/>
-                <w:sz w:val="16"/>
-              </w:rPr>
-              <w:t>GT-CQ</w:t>
-            </w:r>
-          </w:p>
-        </w:tc>
-        <w:tc>
-          <w:tcPr>
-            <w:tcW w:type="dxa" w:w="4706"/>
-          </w:tcPr>
-          <w:p>
-            <w:r>
-              <w:rPr>
-                <w:b w:val="0"/>
-                <w:i w:val="0"/>
-                <w:sz w:val="17"/>
-              </w:rPr>
-              <w:t>veuillez, s'il vous plait, confirmer les frais de scolarité ( 2500 FCFA) payée de ABLAYE NDIAYE avec le QG ou apporter les corrections nécessaires.</w:t>
-            </w:r>
-          </w:p>
-        </w:tc>
-      </w:tr>
-      <w:tr>
-        <w:tc>
-          <w:tcPr>
-            <w:tcW w:type="dxa" w:w="964"/>
-          </w:tcPr>
-          <w:p>
-            <w:r>
-              <w:rPr>
-                <w:b/>
-                <w:i w:val="0"/>
-                <w:color w:val="EA580C"/>
-                <w:sz w:val="16"/>
-              </w:rPr>
-              <w:t>Moyenne</w:t>
-            </w:r>
-          </w:p>
-        </w:tc>
-        <w:tc>
-          <w:tcPr>
-            <w:tcW w:type="dxa" w:w="1247"/>
-          </w:tcPr>
-          <w:p>
-            <w:r>
-              <w:rPr>
-                <w:b/>
-                <w:i w:val="0"/>
-                <w:sz w:val="16"/>
-              </w:rPr>
-              <w:t>S02</w:t>
-              <w:br/>
-            </w:r>
-            <w:r>
-              <w:rPr>
-                <w:b w:val="0"/>
-                <w:i w:val="0"/>
-                <w:color w:val="64748B"/>
-                <w:sz w:val="14"/>
-              </w:rPr>
-              <w:t>Éducation</w:t>
-            </w:r>
-          </w:p>
-        </w:tc>
-        <w:tc>
-          <w:tcPr>
-            <w:tcW w:type="dxa" w:w="1531"/>
-          </w:tcPr>
-          <w:p>
-            <w:r>
-              <w:rPr>
-                <w:b/>
-                <w:i w:val="0"/>
-                <w:color w:val="16A34A"/>
-                <w:sz w:val="16"/>
-              </w:rPr>
-              <w:t>s01q63, s00q04, s02q25, s01q00b, s02q17_2, s02q15_2</w:t>
-            </w:r>
-          </w:p>
-        </w:tc>
-        <w:tc>
-          <w:tcPr>
-            <w:tcW w:type="dxa" w:w="1191"/>
-          </w:tcPr>
-          <w:p>
-            <w:r>
-              <w:rPr>
-                <w:b w:val="0"/>
-                <w:i w:val="0"/>
-                <w:color w:val="64748B"/>
-                <w:sz w:val="16"/>
-              </w:rPr>
-              <w:t>GT-CQ</w:t>
-            </w:r>
-          </w:p>
-        </w:tc>
-        <w:tc>
-          <w:tcPr>
-            <w:tcW w:type="dxa" w:w="4706"/>
-          </w:tcPr>
-          <w:p>
-            <w:r>
-              <w:rPr>
-                <w:b w:val="0"/>
-                <w:i w:val="0"/>
-                <w:sz w:val="17"/>
-              </w:rPr>
-              <w:t>Dans les milieux urbains c'est peu probable de voir une école dont les élèves ou étudiants ne dépensent pas en frais d'uniformes, prière de verifier pour ABLAYE NDIAYE qui fréquente 1ére année de Primaire et corriger ou confirmer avec le QG.</w:t>
-            </w:r>
-          </w:p>
-        </w:tc>
-      </w:tr>
-      <w:tr>
-        <w:tc>
-          <w:tcPr>
-            <w:tcW w:type="dxa" w:w="964"/>
-          </w:tcPr>
-          <w:p>
-            <w:r>
-              <w:rPr>
-                <w:b/>
-                <w:i w:val="0"/>
-                <w:color w:val="EA580C"/>
-                <w:sz w:val="16"/>
-              </w:rPr>
-              <w:t>Moyenne</w:t>
-            </w:r>
-          </w:p>
-        </w:tc>
-        <w:tc>
-          <w:tcPr>
-            <w:tcW w:type="dxa" w:w="1247"/>
-          </w:tcPr>
-          <w:p>
-            <w:r>
-              <w:rPr>
-                <w:b/>
-                <w:i w:val="0"/>
-                <w:sz w:val="16"/>
-              </w:rPr>
-              <w:t>S02</w:t>
-              <w:br/>
-            </w:r>
-            <w:r>
-              <w:rPr>
-                <w:b w:val="0"/>
-                <w:i w:val="0"/>
-                <w:color w:val="64748B"/>
-                <w:sz w:val="14"/>
-              </w:rPr>
-              <w:t>Éducation</w:t>
-            </w:r>
-          </w:p>
-        </w:tc>
-        <w:tc>
-          <w:tcPr>
-            <w:tcW w:type="dxa" w:w="1531"/>
-          </w:tcPr>
-          <w:p>
-            <w:r>
-              <w:rPr>
-                <w:b/>
-                <w:i w:val="0"/>
-                <w:color w:val="16A34A"/>
-                <w:sz w:val="16"/>
-              </w:rPr>
-              <w:t>—</w:t>
-            </w:r>
-          </w:p>
-        </w:tc>
-        <w:tc>
-          <w:tcPr>
-            <w:tcW w:type="dxa" w:w="1191"/>
-          </w:tcPr>
-          <w:p>
-            <w:r>
-              <w:rPr>
-                <w:b w:val="0"/>
-                <w:i w:val="0"/>
-                <w:color w:val="64748B"/>
-                <w:sz w:val="16"/>
-              </w:rPr>
-              <w:t>GT-CQ</w:t>
-            </w:r>
-          </w:p>
-        </w:tc>
-        <w:tc>
-          <w:tcPr>
-            <w:tcW w:type="dxa" w:w="4706"/>
-          </w:tcPr>
-          <w:p>
-            <w:r>
-              <w:rPr>
-                <w:b w:val="0"/>
-                <w:i w:val="0"/>
-                <w:sz w:val="17"/>
-              </w:rPr>
-              <w:t>veuillez, s'il vous plait, confirmer les frais de scolarité ( 2500 FCFA) payée de ADAMA NDIAYE avec le QG ou apporter les corrections nécessaires.</w:t>
-            </w:r>
-          </w:p>
-        </w:tc>
-      </w:tr>
-      <w:tr>
-        <w:tc>
-          <w:tcPr>
-            <w:tcW w:type="dxa" w:w="964"/>
-          </w:tcPr>
-          <w:p>
-            <w:r>
-              <w:rPr>
-                <w:b/>
-                <w:i w:val="0"/>
-                <w:color w:val="EA580C"/>
-                <w:sz w:val="16"/>
-              </w:rPr>
-              <w:t>Moyenne</w:t>
-            </w:r>
-          </w:p>
-        </w:tc>
-        <w:tc>
-          <w:tcPr>
-            <w:tcW w:type="dxa" w:w="1247"/>
-          </w:tcPr>
-          <w:p>
-            <w:r>
-              <w:rPr>
-                <w:b/>
-                <w:i w:val="0"/>
-                <w:sz w:val="16"/>
-              </w:rPr>
-              <w:t>S02</w:t>
-              <w:br/>
-            </w:r>
-            <w:r>
-              <w:rPr>
-                <w:b w:val="0"/>
-                <w:i w:val="0"/>
-                <w:color w:val="64748B"/>
-                <w:sz w:val="14"/>
-              </w:rPr>
-              <w:t>Éducation</w:t>
-            </w:r>
-          </w:p>
-        </w:tc>
-        <w:tc>
-          <w:tcPr>
-            <w:tcW w:type="dxa" w:w="1531"/>
-          </w:tcPr>
-          <w:p>
-            <w:r>
-              <w:rPr>
-                <w:b/>
-                <w:i w:val="0"/>
-                <w:color w:val="16A34A"/>
-                <w:sz w:val="16"/>
-              </w:rPr>
-              <w:t>s01q63, s00q04, s02q25, s01q00b, s02q17_2, s02q15_2</w:t>
-            </w:r>
-          </w:p>
-        </w:tc>
-        <w:tc>
-          <w:tcPr>
-            <w:tcW w:type="dxa" w:w="1191"/>
-          </w:tcPr>
-          <w:p>
-            <w:r>
-              <w:rPr>
-                <w:b w:val="0"/>
-                <w:i w:val="0"/>
-                <w:color w:val="64748B"/>
-                <w:sz w:val="16"/>
-              </w:rPr>
-              <w:t>GT-CQ</w:t>
-            </w:r>
-          </w:p>
-        </w:tc>
-        <w:tc>
-          <w:tcPr>
-            <w:tcW w:type="dxa" w:w="4706"/>
-          </w:tcPr>
-          <w:p>
-            <w:r>
-              <w:rPr>
-                <w:b w:val="0"/>
-                <w:i w:val="0"/>
-                <w:sz w:val="17"/>
-              </w:rPr>
-              <w:t>Dans les milieux urbains c'est peu probable de voir une école dont les élèves ou étudiants ne dépensent pas en frais d'uniformes, prière de verifier pour ADAMA NDIAYE qui fréquente 1ére année de Primaire et corriger ou confirmer avec le QG.</w:t>
-            </w:r>
-          </w:p>
-        </w:tc>
-      </w:tr>
-      <w:tr>
-        <w:tc>
-          <w:tcPr>
-            <w:tcW w:type="dxa" w:w="964"/>
-          </w:tcPr>
-          <w:p>
-            <w:r>
-              <w:rPr>
-                <w:b/>
-                <w:i w:val="0"/>
-                <w:color w:val="EA580C"/>
-                <w:sz w:val="16"/>
-              </w:rPr>
-              <w:t>Moyenne</w:t>
-            </w:r>
-          </w:p>
-        </w:tc>
-        <w:tc>
-          <w:tcPr>
-            <w:tcW w:type="dxa" w:w="1247"/>
-          </w:tcPr>
-          <w:p>
-            <w:r>
-              <w:rPr>
-                <w:b/>
-                <w:i w:val="0"/>
-                <w:sz w:val="16"/>
-              </w:rPr>
-              <w:t>S02</w:t>
-              <w:br/>
-            </w:r>
-            <w:r>
-              <w:rPr>
-                <w:b w:val="0"/>
-                <w:i w:val="0"/>
-                <w:color w:val="64748B"/>
-                <w:sz w:val="14"/>
-              </w:rPr>
-              <w:t>Éducation</w:t>
-            </w:r>
-          </w:p>
-        </w:tc>
-        <w:tc>
-          <w:tcPr>
-            <w:tcW w:type="dxa" w:w="1531"/>
-          </w:tcPr>
-          <w:p>
-            <w:r>
-              <w:rPr>
-                <w:b/>
-                <w:i w:val="0"/>
-                <w:color w:val="16A34A"/>
-                <w:sz w:val="16"/>
-              </w:rPr>
-              <w:t>—</w:t>
-            </w:r>
-          </w:p>
-        </w:tc>
-        <w:tc>
-          <w:tcPr>
-            <w:tcW w:type="dxa" w:w="1191"/>
-          </w:tcPr>
-          <w:p>
-            <w:r>
-              <w:rPr>
-                <w:b w:val="0"/>
-                <w:i w:val="0"/>
-                <w:color w:val="64748B"/>
-                <w:sz w:val="16"/>
-              </w:rPr>
-              <w:t>GT-CQ</w:t>
-            </w:r>
-          </w:p>
-        </w:tc>
-        <w:tc>
-          <w:tcPr>
-            <w:tcW w:type="dxa" w:w="4706"/>
-          </w:tcPr>
-          <w:p>
-            <w:r>
-              <w:rPr>
-                <w:b w:val="0"/>
-                <w:i w:val="0"/>
-                <w:sz w:val="17"/>
-              </w:rPr>
-              <w:t>veuillez, s'il vous plait, confirmer les frais de scolarité ( 2500 FCFA) payée de AWA NDIAYE avec le QG ou apporter les corrections nécessaires.</w:t>
-            </w:r>
-          </w:p>
-        </w:tc>
-      </w:tr>
-      <w:tr>
-        <w:tc>
-          <w:tcPr>
-            <w:tcW w:type="dxa" w:w="964"/>
-          </w:tcPr>
-          <w:p>
-            <w:r>
-              <w:rPr>
-                <w:b/>
-                <w:i w:val="0"/>
-                <w:color w:val="EA580C"/>
-                <w:sz w:val="16"/>
-              </w:rPr>
-              <w:t>Moyenne</w:t>
-            </w:r>
-          </w:p>
-        </w:tc>
-        <w:tc>
-          <w:tcPr>
-            <w:tcW w:type="dxa" w:w="1247"/>
-          </w:tcPr>
-          <w:p>
-            <w:r>
-              <w:rPr>
-                <w:b/>
-                <w:i w:val="0"/>
-                <w:sz w:val="16"/>
-              </w:rPr>
-              <w:t>S02</w:t>
-              <w:br/>
-            </w:r>
-            <w:r>
-              <w:rPr>
-                <w:b w:val="0"/>
-                <w:i w:val="0"/>
-                <w:color w:val="64748B"/>
-                <w:sz w:val="14"/>
-              </w:rPr>
-              <w:t>Éducation</w:t>
-            </w:r>
-          </w:p>
-        </w:tc>
-        <w:tc>
-          <w:tcPr>
-            <w:tcW w:type="dxa" w:w="1531"/>
-          </w:tcPr>
-          <w:p>
-            <w:r>
-              <w:rPr>
-                <w:b/>
-                <w:i w:val="0"/>
-                <w:color w:val="16A34A"/>
-                <w:sz w:val="16"/>
-              </w:rPr>
-              <w:t>s01q63, s00q04, s02q25, s01q00b, s02q17_2, s02q15_2</w:t>
-            </w:r>
-          </w:p>
-        </w:tc>
-        <w:tc>
-          <w:tcPr>
-            <w:tcW w:type="dxa" w:w="1191"/>
-          </w:tcPr>
-          <w:p>
-            <w:r>
-              <w:rPr>
-                <w:b w:val="0"/>
-                <w:i w:val="0"/>
-                <w:color w:val="64748B"/>
-                <w:sz w:val="16"/>
-              </w:rPr>
-              <w:t>GT-CQ</w:t>
-            </w:r>
-          </w:p>
-        </w:tc>
-        <w:tc>
-          <w:tcPr>
-            <w:tcW w:type="dxa" w:w="4706"/>
-          </w:tcPr>
-          <w:p>
-            <w:r>
-              <w:rPr>
-                <w:b w:val="0"/>
-                <w:i w:val="0"/>
-                <w:sz w:val="17"/>
-              </w:rPr>
-              <w:t>Dans les milieux urbains c'est peu probable de voir une école dont les élèves ou étudiants ne dépensent pas en frais d'uniformes, prière de verifier pour AWA NDIAYE qui fréquente 1ére année de Primaire et corriger ou confirmer avec le QG.</w:t>
-            </w:r>
-          </w:p>
-        </w:tc>
-      </w:tr>
-      <w:tr>
-        <w:tc>
-          <w:tcPr>
-            <w:tcW w:type="dxa" w:w="964"/>
-          </w:tcPr>
-          <w:p>
-            <w:r>
-              <w:rPr>
-                <w:b/>
-                <w:i w:val="0"/>
-                <w:color w:val="EA580C"/>
-                <w:sz w:val="16"/>
-              </w:rPr>
-              <w:t>Moyenne</w:t>
-            </w:r>
-          </w:p>
-        </w:tc>
-        <w:tc>
-          <w:tcPr>
-            <w:tcW w:type="dxa" w:w="1247"/>
-          </w:tcPr>
-          <w:p>
-            <w:r>
-              <w:rPr>
-                <w:b/>
-                <w:i w:val="0"/>
-                <w:sz w:val="16"/>
-              </w:rPr>
-              <w:t>S02</w:t>
-              <w:br/>
-            </w:r>
-            <w:r>
-              <w:rPr>
-                <w:b w:val="0"/>
-                <w:i w:val="0"/>
-                <w:color w:val="64748B"/>
-                <w:sz w:val="14"/>
-              </w:rPr>
-              <w:t>Éducation</w:t>
-            </w:r>
-          </w:p>
-        </w:tc>
-        <w:tc>
-          <w:tcPr>
-            <w:tcW w:type="dxa" w:w="1531"/>
-          </w:tcPr>
-          <w:p>
-            <w:r>
-              <w:rPr>
-                <w:b/>
-                <w:i w:val="0"/>
-                <w:color w:val="16A34A"/>
-                <w:sz w:val="16"/>
-              </w:rPr>
-              <w:t>—</w:t>
-            </w:r>
-          </w:p>
-        </w:tc>
-        <w:tc>
-          <w:tcPr>
-            <w:tcW w:type="dxa" w:w="1191"/>
-          </w:tcPr>
-          <w:p>
-            <w:r>
-              <w:rPr>
-                <w:b w:val="0"/>
-                <w:i w:val="0"/>
-                <w:color w:val="64748B"/>
-                <w:sz w:val="16"/>
-              </w:rPr>
-              <w:t>GT-CQ</w:t>
-            </w:r>
-          </w:p>
-        </w:tc>
-        <w:tc>
-          <w:tcPr>
-            <w:tcW w:type="dxa" w:w="4706"/>
-          </w:tcPr>
-          <w:p>
-            <w:r>
-              <w:rPr>
-                <w:b w:val="0"/>
-                <w:i w:val="0"/>
-                <w:sz w:val="17"/>
-              </w:rPr>
-              <w:t>veuillez, s'il vous plait, confirmer les frais de scolarité ( 2500 FCFA) payée de BOUBACAR NDIAYE avec le QG ou apporter les corrections nécessaires.</w:t>
-            </w:r>
-          </w:p>
-        </w:tc>
-      </w:tr>
-      <w:tr>
-        <w:tc>
-          <w:tcPr>
-            <w:tcW w:type="dxa" w:w="964"/>
-          </w:tcPr>
-          <w:p>
-            <w:r>
-              <w:rPr>
-                <w:b/>
-                <w:i w:val="0"/>
-                <w:color w:val="EA580C"/>
-                <w:sz w:val="16"/>
-              </w:rPr>
-              <w:t>Moyenne</w:t>
-            </w:r>
-          </w:p>
-        </w:tc>
-        <w:tc>
-          <w:tcPr>
-            <w:tcW w:type="dxa" w:w="1247"/>
-          </w:tcPr>
-          <w:p>
-            <w:r>
-              <w:rPr>
-                <w:b/>
-                <w:i w:val="0"/>
-                <w:sz w:val="16"/>
-              </w:rPr>
-              <w:t>S02</w:t>
-              <w:br/>
-            </w:r>
-            <w:r>
-              <w:rPr>
-                <w:b w:val="0"/>
-                <w:i w:val="0"/>
-                <w:color w:val="64748B"/>
-                <w:sz w:val="14"/>
-              </w:rPr>
-              <w:t>Éducation</w:t>
-            </w:r>
-          </w:p>
-        </w:tc>
-        <w:tc>
-          <w:tcPr>
-            <w:tcW w:type="dxa" w:w="1531"/>
-          </w:tcPr>
-          <w:p>
-            <w:r>
-              <w:rPr>
-                <w:b/>
-                <w:i w:val="0"/>
-                <w:color w:val="16A34A"/>
-                <w:sz w:val="16"/>
-              </w:rPr>
-              <w:t>s01q63, s00q04, s02q25, s01q00b, s02q17_2, s02q15_2</w:t>
-            </w:r>
-          </w:p>
-        </w:tc>
-        <w:tc>
-          <w:tcPr>
-            <w:tcW w:type="dxa" w:w="1191"/>
-          </w:tcPr>
-          <w:p>
-            <w:r>
-              <w:rPr>
-                <w:b w:val="0"/>
-                <w:i w:val="0"/>
-                <w:color w:val="64748B"/>
-                <w:sz w:val="16"/>
-              </w:rPr>
-              <w:t>GT-CQ</w:t>
-            </w:r>
-          </w:p>
-        </w:tc>
-        <w:tc>
-          <w:tcPr>
-            <w:tcW w:type="dxa" w:w="4706"/>
-          </w:tcPr>
-          <w:p>
-            <w:r>
-              <w:rPr>
-                <w:b w:val="0"/>
-                <w:i w:val="0"/>
-                <w:sz w:val="17"/>
-              </w:rPr>
-              <w:t>Dans les milieux urbains c'est peu probable de voir une école dont les élèves ou étudiants ne dépensent pas en frais d'uniformes, prière de verifier pour BOUBACAR NDIAYE qui fréquente 2ème année de Primaire et corriger ou confirmer avec le QG.</w:t>
-            </w:r>
-          </w:p>
-        </w:tc>
-      </w:tr>
-      <w:tr>
-        <w:tc>
-          <w:tcPr>
-            <w:tcW w:type="dxa" w:w="964"/>
-          </w:tcPr>
-          <w:p>
-            <w:r>
-              <w:rPr>
-                <w:b/>
-                <w:i w:val="0"/>
-                <w:color w:val="EA580C"/>
-                <w:sz w:val="16"/>
-              </w:rPr>
-              <w:t>Moyenne</w:t>
-            </w:r>
-          </w:p>
-        </w:tc>
-        <w:tc>
-          <w:tcPr>
-            <w:tcW w:type="dxa" w:w="1247"/>
-          </w:tcPr>
-          <w:p>
-            <w:r>
-              <w:rPr>
-                <w:b/>
-                <w:i w:val="0"/>
-                <w:sz w:val="16"/>
-              </w:rPr>
-              <w:t>S02</w:t>
-              <w:br/>
-            </w:r>
-            <w:r>
-              <w:rPr>
-                <w:b w:val="0"/>
-                <w:i w:val="0"/>
-                <w:color w:val="64748B"/>
-                <w:sz w:val="14"/>
-              </w:rPr>
-              <w:t>Éducation</w:t>
-            </w:r>
-          </w:p>
-        </w:tc>
-        <w:tc>
-          <w:tcPr>
-            <w:tcW w:type="dxa" w:w="1531"/>
-          </w:tcPr>
-          <w:p>
-            <w:r>
-              <w:rPr>
-                <w:b/>
-                <w:i w:val="0"/>
-                <w:color w:val="16A34A"/>
-                <w:sz w:val="16"/>
-              </w:rPr>
-              <w:t>—</w:t>
-            </w:r>
-          </w:p>
-        </w:tc>
-        <w:tc>
-          <w:tcPr>
-            <w:tcW w:type="dxa" w:w="1191"/>
-          </w:tcPr>
-          <w:p>
-            <w:r>
-              <w:rPr>
-                <w:b w:val="0"/>
-                <w:i w:val="0"/>
-                <w:color w:val="64748B"/>
-                <w:sz w:val="16"/>
-              </w:rPr>
-              <w:t>GT-CQ</w:t>
-            </w:r>
-          </w:p>
-        </w:tc>
-        <w:tc>
-          <w:tcPr>
-            <w:tcW w:type="dxa" w:w="4706"/>
-          </w:tcPr>
-          <w:p>
-            <w:r>
-              <w:rPr>
-                <w:b w:val="0"/>
-                <w:i w:val="0"/>
-                <w:sz w:val="17"/>
-              </w:rPr>
-              <w:t>veuillez, s'il vous plait, confirmer les frais de scolarité ( 2500 FCFA) payée de FATOU NDIAYE avec le QG ou apporter les corrections nécessaires.</w:t>
-            </w:r>
-          </w:p>
-        </w:tc>
-      </w:tr>
-      <w:tr>
-        <w:tc>
-          <w:tcPr>
-            <w:tcW w:type="dxa" w:w="964"/>
-          </w:tcPr>
-          <w:p>
-            <w:r>
-              <w:rPr>
-                <w:b/>
-                <w:i w:val="0"/>
-                <w:color w:val="EA580C"/>
-                <w:sz w:val="16"/>
-              </w:rPr>
-              <w:t>Moyenne</w:t>
-            </w:r>
-          </w:p>
-        </w:tc>
-        <w:tc>
-          <w:tcPr>
-            <w:tcW w:type="dxa" w:w="1247"/>
-          </w:tcPr>
-          <w:p>
-            <w:r>
-              <w:rPr>
-                <w:b/>
-                <w:i w:val="0"/>
-                <w:sz w:val="16"/>
-              </w:rPr>
-              <w:t>S02</w:t>
-              <w:br/>
-            </w:r>
-            <w:r>
-              <w:rPr>
-                <w:b w:val="0"/>
-                <w:i w:val="0"/>
-                <w:color w:val="64748B"/>
-                <w:sz w:val="14"/>
-              </w:rPr>
-              <w:t>Éducation</w:t>
-            </w:r>
-          </w:p>
-        </w:tc>
-        <w:tc>
-          <w:tcPr>
-            <w:tcW w:type="dxa" w:w="1531"/>
-          </w:tcPr>
-          <w:p>
-            <w:r>
-              <w:rPr>
-                <w:b/>
-                <w:i w:val="0"/>
-                <w:color w:val="16A34A"/>
-                <w:sz w:val="16"/>
-              </w:rPr>
-              <w:t>s01q63, s00q04, s02q25, s01q00b, s02q17_2, s02q15_2</w:t>
-            </w:r>
-          </w:p>
-        </w:tc>
-        <w:tc>
-          <w:tcPr>
-            <w:tcW w:type="dxa" w:w="1191"/>
-          </w:tcPr>
-          <w:p>
-            <w:r>
-              <w:rPr>
-                <w:b w:val="0"/>
-                <w:i w:val="0"/>
-                <w:color w:val="64748B"/>
-                <w:sz w:val="16"/>
-              </w:rPr>
-              <w:t>GT-CQ</w:t>
-            </w:r>
-          </w:p>
-        </w:tc>
-        <w:tc>
-          <w:tcPr>
-            <w:tcW w:type="dxa" w:w="4706"/>
-          </w:tcPr>
-          <w:p>
-            <w:r>
-              <w:rPr>
-                <w:b w:val="0"/>
-                <w:i w:val="0"/>
-                <w:sz w:val="17"/>
-              </w:rPr>
-              <w:t>Dans les milieux urbains c'est peu probable de voir une école dont les élèves ou étudiants ne dépensent pas en frais d'uniformes, prière de verifier pour FATOU NDIAYE qui fréquente 2ème année de Primaire et corriger ou confirmer avec le QG.</w:t>
-            </w:r>
-          </w:p>
-        </w:tc>
-      </w:tr>
-      <w:tr>
-        <w:tc>
-          <w:tcPr>
-            <w:tcW w:type="dxa" w:w="964"/>
-          </w:tcPr>
-          <w:p>
-            <w:r>
-              <w:rPr>
-                <w:b/>
-                <w:i w:val="0"/>
-                <w:color w:val="EA580C"/>
-                <w:sz w:val="16"/>
-              </w:rPr>
-              <w:t>Moyenne</w:t>
-            </w:r>
-          </w:p>
-        </w:tc>
-        <w:tc>
-          <w:tcPr>
-            <w:tcW w:type="dxa" w:w="1247"/>
-          </w:tcPr>
-          <w:p>
-            <w:r>
-              <w:rPr>
-                <w:b/>
-                <w:i w:val="0"/>
-                <w:sz w:val="16"/>
-              </w:rPr>
-              <w:t>S02</w:t>
-              <w:br/>
-            </w:r>
-            <w:r>
-              <w:rPr>
-                <w:b w:val="0"/>
-                <w:i w:val="0"/>
-                <w:color w:val="64748B"/>
-                <w:sz w:val="14"/>
-              </w:rPr>
-              <w:t>Éducation</w:t>
-            </w:r>
-          </w:p>
-        </w:tc>
-        <w:tc>
-          <w:tcPr>
-            <w:tcW w:type="dxa" w:w="1531"/>
-          </w:tcPr>
-          <w:p>
-            <w:r>
-              <w:rPr>
-                <w:b/>
-                <w:i w:val="0"/>
-                <w:color w:val="16A34A"/>
-                <w:sz w:val="16"/>
-              </w:rPr>
-              <w:t>—</w:t>
-            </w:r>
-          </w:p>
-        </w:tc>
-        <w:tc>
-          <w:tcPr>
-            <w:tcW w:type="dxa" w:w="1191"/>
-          </w:tcPr>
-          <w:p>
-            <w:r>
-              <w:rPr>
-                <w:b w:val="0"/>
-                <w:i w:val="0"/>
-                <w:color w:val="64748B"/>
-                <w:sz w:val="16"/>
-              </w:rPr>
-              <w:t>GT-CQ</w:t>
-            </w:r>
-          </w:p>
-        </w:tc>
-        <w:tc>
-          <w:tcPr>
-            <w:tcW w:type="dxa" w:w="4706"/>
-          </w:tcPr>
-          <w:p>
-            <w:r>
-              <w:rPr>
-                <w:b w:val="0"/>
-                <w:i w:val="0"/>
-                <w:sz w:val="17"/>
-              </w:rPr>
-              <w:t>veuillez, s'il vous plait, confirmer les frais de scolarité ( 2500 FCFA) payée de PAPE SAMBA NDIAYE avec le QG ou apporter les corrections nécessaires.</w:t>
-            </w:r>
-          </w:p>
-        </w:tc>
-      </w:tr>
-      <w:tr>
-        <w:tc>
-          <w:tcPr>
-            <w:tcW w:type="dxa" w:w="964"/>
-          </w:tcPr>
-          <w:p>
-            <w:r>
-              <w:rPr>
-                <w:b/>
-                <w:i w:val="0"/>
-                <w:color w:val="EA580C"/>
-                <w:sz w:val="16"/>
-              </w:rPr>
-              <w:t>Moyenne</w:t>
-            </w:r>
-          </w:p>
-        </w:tc>
-        <w:tc>
-          <w:tcPr>
-            <w:tcW w:type="dxa" w:w="1247"/>
-          </w:tcPr>
-          <w:p>
-            <w:r>
-              <w:rPr>
-                <w:b/>
-                <w:i w:val="0"/>
-                <w:sz w:val="16"/>
-              </w:rPr>
-              <w:t>S02</w:t>
-              <w:br/>
-            </w:r>
-            <w:r>
-              <w:rPr>
-                <w:b w:val="0"/>
-                <w:i w:val="0"/>
-                <w:color w:val="64748B"/>
-                <w:sz w:val="14"/>
-              </w:rPr>
-              <w:t>Éducation</w:t>
-            </w:r>
-          </w:p>
-        </w:tc>
-        <w:tc>
-          <w:tcPr>
-            <w:tcW w:type="dxa" w:w="1531"/>
-          </w:tcPr>
-          <w:p>
-            <w:r>
-              <w:rPr>
-                <w:b/>
-                <w:i w:val="0"/>
-                <w:color w:val="16A34A"/>
-                <w:sz w:val="16"/>
-              </w:rPr>
-              <w:t>s01q63, s00q04, s02q25, s01q00b, s02q17_2, s02q15_2</w:t>
-            </w:r>
-          </w:p>
-        </w:tc>
-        <w:tc>
-          <w:tcPr>
-            <w:tcW w:type="dxa" w:w="1191"/>
-          </w:tcPr>
-          <w:p>
-            <w:r>
-              <w:rPr>
-                <w:b w:val="0"/>
-                <w:i w:val="0"/>
-                <w:color w:val="64748B"/>
-                <w:sz w:val="16"/>
-              </w:rPr>
-              <w:t>GT-CQ</w:t>
-            </w:r>
-          </w:p>
-        </w:tc>
-        <w:tc>
-          <w:tcPr>
-            <w:tcW w:type="dxa" w:w="4706"/>
-          </w:tcPr>
-          <w:p>
-            <w:r>
-              <w:rPr>
-                <w:b w:val="0"/>
-                <w:i w:val="0"/>
-                <w:sz w:val="17"/>
-              </w:rPr>
               <w:t>Dans les milieux urbains c'est peu probable de voir une école dont les élèves ou étudiants ne dépensent pas en frais d'uniformes, prière de verifier pour PAPE SAMBA NDIAYE qui fréquente 3ème année de Primaire et corriger ou confirmer avec le QG.</w:t>
-            </w:r>
-          </w:p>
-        </w:tc>
-      </w:tr>
-      <w:tr>
-        <w:tc>
-          <w:tcPr>
-            <w:tcW w:type="dxa" w:w="964"/>
-          </w:tcPr>
-          <w:p>
-            <w:r>
-              <w:rPr>
-                <w:b/>
-                <w:i w:val="0"/>
-                <w:color w:val="EA580C"/>
-                <w:sz w:val="16"/>
-              </w:rPr>
-              <w:t>Moyenne</w:t>
-            </w:r>
-          </w:p>
-        </w:tc>
-        <w:tc>
-          <w:tcPr>
-            <w:tcW w:type="dxa" w:w="1247"/>
-          </w:tcPr>
-          <w:p>
-            <w:r>
-              <w:rPr>
-                <w:b/>
-                <w:i w:val="0"/>
-                <w:sz w:val="16"/>
-              </w:rPr>
-              <w:t>S02</w:t>
-              <w:br/>
-            </w:r>
-            <w:r>
-              <w:rPr>
-                <w:b w:val="0"/>
-                <w:i w:val="0"/>
-                <w:color w:val="64748B"/>
-                <w:sz w:val="14"/>
-              </w:rPr>
-              <w:t>Éducation</w:t>
-            </w:r>
-          </w:p>
-        </w:tc>
-        <w:tc>
-          <w:tcPr>
-            <w:tcW w:type="dxa" w:w="1531"/>
-          </w:tcPr>
-          <w:p>
-            <w:r>
-              <w:rPr>
-                <w:b/>
-                <w:i w:val="0"/>
-                <w:color w:val="16A34A"/>
-                <w:sz w:val="16"/>
-              </w:rPr>
-              <w:t>—</w:t>
-            </w:r>
-          </w:p>
-        </w:tc>
-        <w:tc>
-          <w:tcPr>
-            <w:tcW w:type="dxa" w:w="1191"/>
-          </w:tcPr>
-          <w:p>
-            <w:r>
-              <w:rPr>
-                <w:b w:val="0"/>
-                <w:i w:val="0"/>
-                <w:color w:val="64748B"/>
-                <w:sz w:val="16"/>
-              </w:rPr>
-              <w:t>GT-CQ</w:t>
-            </w:r>
-          </w:p>
-        </w:tc>
-        <w:tc>
-          <w:tcPr>
-            <w:tcW w:type="dxa" w:w="4706"/>
-          </w:tcPr>
-          <w:p>
-            <w:r>
-              <w:rPr>
-                <w:b w:val="0"/>
-                <w:i w:val="0"/>
-                <w:sz w:val="17"/>
-              </w:rPr>
-              <w:t>veuillez, s'il vous plait, confirmer les frais de scolarité ( 5000 FCFA) payée de AMADOU TIDIANE NDIAYE avec le QG ou apporter les corrections nécessaires.</w:t>
-            </w:r>
-          </w:p>
-        </w:tc>
-      </w:tr>
-      <w:tr>
-        <w:tc>
-          <w:tcPr>
-            <w:tcW w:type="dxa" w:w="964"/>
-          </w:tcPr>
-          <w:p>
-            <w:r>
-              <w:rPr>
-                <w:b/>
-                <w:i w:val="0"/>
-                <w:color w:val="EA580C"/>
-                <w:sz w:val="16"/>
-              </w:rPr>
-              <w:t>Moyenne</w:t>
-            </w:r>
-          </w:p>
-        </w:tc>
-        <w:tc>
-          <w:tcPr>
-            <w:tcW w:type="dxa" w:w="1247"/>
-          </w:tcPr>
-          <w:p>
-            <w:r>
-              <w:rPr>
-                <w:b/>
-                <w:i w:val="0"/>
-                <w:sz w:val="16"/>
-              </w:rPr>
-              <w:t>S02</w:t>
-              <w:br/>
-            </w:r>
-            <w:r>
-              <w:rPr>
-                <w:b w:val="0"/>
-                <w:i w:val="0"/>
-                <w:color w:val="64748B"/>
-                <w:sz w:val="14"/>
-              </w:rPr>
-              <w:t>Éducation</w:t>
-            </w:r>
-          </w:p>
-        </w:tc>
-        <w:tc>
-          <w:tcPr>
-            <w:tcW w:type="dxa" w:w="1531"/>
-          </w:tcPr>
-          <w:p>
-            <w:r>
-              <w:rPr>
-                <w:b/>
-                <w:i w:val="0"/>
-                <w:color w:val="16A34A"/>
-                <w:sz w:val="16"/>
-              </w:rPr>
-              <w:t>—</w:t>
-            </w:r>
-          </w:p>
-        </w:tc>
-        <w:tc>
-          <w:tcPr>
-            <w:tcW w:type="dxa" w:w="1191"/>
-          </w:tcPr>
-          <w:p>
-            <w:r>
-              <w:rPr>
-                <w:b w:val="0"/>
-                <w:i w:val="0"/>
-                <w:color w:val="64748B"/>
-                <w:sz w:val="16"/>
-              </w:rPr>
-              <w:t>GT-CQ</w:t>
-            </w:r>
-          </w:p>
-        </w:tc>
-        <w:tc>
-          <w:tcPr>
-            <w:tcW w:type="dxa" w:w="4706"/>
-          </w:tcPr>
-          <w:p>
-            <w:r>
-              <w:rPr>
-                <w:b w:val="0"/>
-                <w:i w:val="0"/>
-                <w:sz w:val="17"/>
-              </w:rPr>
-              <w:t>Attention ! Le frais de cotisation (500 Fcfa) de AMADOU TIDIANE NDIAYE en 1ére année de Secondaire 1 (Moyen) Général est relativement faible par rapport aux autres frais de cotisation observés dans cette zone.</w:t>
-            </w:r>
-          </w:p>
-        </w:tc>
-      </w:tr>
-      <w:tr>
-        <w:tc>
-          <w:tcPr>
-            <w:tcW w:type="dxa" w:w="964"/>
-          </w:tcPr>
-          <w:p>
-            <w:r>
-              <w:rPr>
-                <w:b/>
-                <w:i w:val="0"/>
-                <w:color w:val="EA580C"/>
-                <w:sz w:val="16"/>
-              </w:rPr>
-              <w:t>Moyenne</w:t>
-            </w:r>
-          </w:p>
-        </w:tc>
-        <w:tc>
-          <w:tcPr>
-            <w:tcW w:type="dxa" w:w="1247"/>
-          </w:tcPr>
-          <w:p>
-            <w:r>
-              <w:rPr>
-                <w:b/>
-                <w:i w:val="0"/>
-                <w:sz w:val="16"/>
-              </w:rPr>
-              <w:t>S02</w:t>
-              <w:br/>
-            </w:r>
-            <w:r>
-              <w:rPr>
-                <w:b w:val="0"/>
-                <w:i w:val="0"/>
-                <w:color w:val="64748B"/>
-                <w:sz w:val="14"/>
-              </w:rPr>
-              <w:t>Éducation</w:t>
-            </w:r>
-          </w:p>
-        </w:tc>
-        <w:tc>
-          <w:tcPr>
-            <w:tcW w:type="dxa" w:w="1531"/>
-          </w:tcPr>
-          <w:p>
-            <w:r>
-              <w:rPr>
-                <w:b/>
-                <w:i w:val="0"/>
-                <w:color w:val="16A34A"/>
-                <w:sz w:val="16"/>
-              </w:rPr>
-              <w:t>—</w:t>
-            </w:r>
-          </w:p>
-        </w:tc>
-        <w:tc>
-          <w:tcPr>
-            <w:tcW w:type="dxa" w:w="1191"/>
-          </w:tcPr>
-          <w:p>
-            <w:r>
-              <w:rPr>
-                <w:b w:val="0"/>
-                <w:i w:val="0"/>
-                <w:color w:val="64748B"/>
-                <w:sz w:val="16"/>
-              </w:rPr>
-              <w:t>GT-CQ</w:t>
-            </w:r>
-          </w:p>
-        </w:tc>
-        <w:tc>
-          <w:tcPr>
-            <w:tcW w:type="dxa" w:w="4706"/>
-          </w:tcPr>
-          <w:p>
-            <w:r>
-              <w:rPr>
-                <w:b w:val="0"/>
-                <w:i w:val="0"/>
-                <w:sz w:val="17"/>
-              </w:rPr>
-              <w:t>Prière de corriger ou de confirmer avec le QG.</w:t>
-            </w:r>
-          </w:p>
-        </w:tc>
-      </w:tr>
-      <w:tr>
-        <w:tc>
-          <w:tcPr>
-            <w:tcW w:type="dxa" w:w="964"/>
-          </w:tcPr>
-          <w:p>
-            <w:r>
-              <w:rPr>
-                <w:b/>
-                <w:i w:val="0"/>
-                <w:color w:val="EA580C"/>
-                <w:sz w:val="16"/>
-              </w:rPr>
-              <w:t>Moyenne</w:t>
-            </w:r>
-          </w:p>
-        </w:tc>
-        <w:tc>
-          <w:tcPr>
-            <w:tcW w:type="dxa" w:w="1247"/>
-          </w:tcPr>
-          <w:p>
-            <w:r>
-              <w:rPr>
-                <w:b/>
-                <w:i w:val="0"/>
-                <w:sz w:val="16"/>
-              </w:rPr>
-              <w:t>S02</w:t>
-              <w:br/>
-            </w:r>
-            <w:r>
-              <w:rPr>
-                <w:b w:val="0"/>
-                <w:i w:val="0"/>
-                <w:color w:val="64748B"/>
-                <w:sz w:val="14"/>
-              </w:rPr>
-              <w:t>Éducation</w:t>
-            </w:r>
-          </w:p>
-        </w:tc>
-        <w:tc>
-          <w:tcPr>
-            <w:tcW w:type="dxa" w:w="1531"/>
-          </w:tcPr>
-          <w:p>
-            <w:r>
-              <w:rPr>
-                <w:b/>
-                <w:i w:val="0"/>
-                <w:color w:val="16A34A"/>
-                <w:sz w:val="16"/>
-              </w:rPr>
-              <w:t>—</w:t>
-            </w:r>
-          </w:p>
-        </w:tc>
-        <w:tc>
-          <w:tcPr>
-            <w:tcW w:type="dxa" w:w="1191"/>
-          </w:tcPr>
-          <w:p>
-            <w:r>
-              <w:rPr>
-                <w:b w:val="0"/>
-                <w:i w:val="0"/>
-                <w:color w:val="64748B"/>
-                <w:sz w:val="16"/>
-              </w:rPr>
-              <w:t>GT-CQ</w:t>
-            </w:r>
-          </w:p>
-        </w:tc>
-        <w:tc>
-          <w:tcPr>
-            <w:tcW w:type="dxa" w:w="4706"/>
-          </w:tcPr>
-          <w:p>
-            <w:r>
-              <w:rPr>
-                <w:b w:val="0"/>
-                <w:i w:val="0"/>
-                <w:sz w:val="17"/>
-              </w:rPr>
-              <w:t>veuillez, s'il vous plait, confirmer les frais de scolarité ( 5000 FCFA) payée de AMINATA NDIAYE avec le QG ou apporter les corrections nécessaires.</w:t>
-            </w:r>
-          </w:p>
-        </w:tc>
-      </w:tr>
-      <w:tr>
-        <w:tc>
-          <w:tcPr>
-            <w:tcW w:type="dxa" w:w="964"/>
-          </w:tcPr>
-          <w:p>
-            <w:r>
-              <w:rPr>
-                <w:b/>
-                <w:i w:val="0"/>
-                <w:color w:val="EA580C"/>
-                <w:sz w:val="16"/>
-              </w:rPr>
-              <w:t>Moyenne</w:t>
-            </w:r>
-          </w:p>
-        </w:tc>
-        <w:tc>
-          <w:tcPr>
-            <w:tcW w:type="dxa" w:w="1247"/>
-          </w:tcPr>
-          <w:p>
-            <w:r>
-              <w:rPr>
-                <w:b/>
-                <w:i w:val="0"/>
-                <w:sz w:val="16"/>
-              </w:rPr>
-              <w:t>S02</w:t>
-              <w:br/>
-            </w:r>
-            <w:r>
-              <w:rPr>
-                <w:b w:val="0"/>
-                <w:i w:val="0"/>
-                <w:color w:val="64748B"/>
-                <w:sz w:val="14"/>
-              </w:rPr>
-              <w:t>Éducation</w:t>
-            </w:r>
-          </w:p>
-        </w:tc>
-        <w:tc>
-          <w:tcPr>
-            <w:tcW w:type="dxa" w:w="1531"/>
-          </w:tcPr>
-          <w:p>
-            <w:r>
-              <w:rPr>
-                <w:b/>
-                <w:i w:val="0"/>
-                <w:color w:val="16A34A"/>
-                <w:sz w:val="16"/>
-              </w:rPr>
-              <w:t>—</w:t>
-            </w:r>
-          </w:p>
-        </w:tc>
-        <w:tc>
-          <w:tcPr>
-            <w:tcW w:type="dxa" w:w="1191"/>
-          </w:tcPr>
-          <w:p>
-            <w:r>
-              <w:rPr>
-                <w:b w:val="0"/>
-                <w:i w:val="0"/>
-                <w:color w:val="64748B"/>
-                <w:sz w:val="16"/>
-              </w:rPr>
-              <w:t>GT-CQ</w:t>
-            </w:r>
-          </w:p>
-        </w:tc>
-        <w:tc>
-          <w:tcPr>
-            <w:tcW w:type="dxa" w:w="4706"/>
-          </w:tcPr>
-          <w:p>
-            <w:r>
-              <w:rPr>
-                <w:b w:val="0"/>
-                <w:i w:val="0"/>
-                <w:sz w:val="17"/>
-              </w:rPr>
-              <w:t>veuillez, s'il vous plait, confirmer les frais de scolarité ( 5000 FCFA) payée de MARIAMA NDIAYE avec le QG ou apporter les corrections nécessaires.</w:t>
             </w:r>
           </w:p>
         </w:tc>
